--- a/static/templates/word/zh/检证结果书.docx
+++ b/static/templates/word/zh/检证结果书.docx
@@ -1786,16 +1786,16 @@
           </mc:Choice>
           <mc:Fallback>
             <w:pict>
-              <v:group id="Group 210" o:spid="_x0000_s1026" o:spt="203" style="position:absolute;left:0pt;margin-left:609.15pt;margin-top:-119.7pt;height:200.1pt;width:176.15pt;z-index:251659264;mso-width-relative:page;mso-height-relative:page;" coordorigin="12720,1035" coordsize="3623,4244" o:gfxdata="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">
+              <v:group id="Group 210" o:spid="_x0000_s1026" o:spt="203" style="position:absolute;left:0pt;margin-left:609.15pt;margin-top:-119.7pt;height:200.1pt;width:176.15pt;z-index:251659264;mso-width-relative:page;mso-height-relative:page;" coordorigin="12720,1035" coordsize="3623,4244" o:gfxdata="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">
                 <o:lock v:ext="edit" aspectratio="f"/>
-                <v:rect id="Rectangle 165" o:spid="_x0000_s1026" o:spt="1" style="position:absolute;left:12822;top:1243;height:1199;width:3448;" fillcolor="#FFFFFF" filled="t" stroked="t" coordsize="21600,21600" o:gfxdata="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">
+                <v:rect id="Rectangle 165" o:spid="_x0000_s1026" o:spt="1" style="position:absolute;left:12822;top:1243;height:1199;width:3448;" fillcolor="#FFFFFF" filled="t" stroked="t" coordsize="21600,21600" o:gfxdata="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">
                   <v:fill on="t" focussize="0,0"/>
                   <v:stroke weight="0.5pt" color="#000000" miterlimit="8" joinstyle="miter"/>
                   <v:imagedata o:title=""/>
                   <o:lock v:ext="edit" aspectratio="f"/>
                   <v:textbox inset="2.06375mm,0.7pt,2.06375mm,0.7pt"/>
                 </v:rect>
-                <v:shape id="Text Box 167" o:spid="_x0000_s1026" o:spt="202" type="#_x0000_t202" style="position:absolute;left:12727;top:2260;height:215;width:3616;" filled="f" stroked="f" coordsize="21600,21600" o:gfxdata="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">
+                <v:shape id="Text Box 167" o:spid="_x0000_s1026" o:spt="202" type="#_x0000_t202" style="position:absolute;left:12727;top:2260;height:215;width:3616;" filled="f" stroked="f" coordsize="21600,21600" o:gfxdata="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">
                   <v:fill on="f" focussize="0,0"/>
                   <v:stroke on="f"/>
                   <v:imagedata o:title=""/>
@@ -1930,7 +1930,7 @@
                     </w:txbxContent>
                   </v:textbox>
                 </v:shape>
-                <v:shape id="Text Box 168" o:spid="_x0000_s1026" o:spt="202" type="#_x0000_t202" style="position:absolute;left:12728;top:1672;height:227;width:524;" filled="f" stroked="f" coordsize="21600,21600" o:gfxdata="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">
+                <v:shape id="Text Box 168" o:spid="_x0000_s1026" o:spt="202" type="#_x0000_t202" style="position:absolute;left:12728;top:1672;height:227;width:524;" filled="f" stroked="f" coordsize="21600,21600" o:gfxdata="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">
                   <v:fill on="f" focussize="0,0"/>
                   <v:stroke on="f"/>
                   <v:imagedata o:title=""/>
@@ -1960,7 +1960,7 @@
                     </w:txbxContent>
                   </v:textbox>
                 </v:shape>
-                <v:shape id="Text Box 169" o:spid="_x0000_s1026" o:spt="202" type="#_x0000_t202" style="position:absolute;left:12722;top:1170;height:227;width:608;" filled="f" stroked="f" coordsize="21600,21600" o:gfxdata="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">
+                <v:shape id="Text Box 169" o:spid="_x0000_s1026" o:spt="202" type="#_x0000_t202" style="position:absolute;left:12722;top:1170;height:227;width:608;" filled="f" stroked="f" coordsize="21600,21600" o:gfxdata="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">
                   <v:fill on="f" focussize="0,0"/>
                   <v:stroke on="f"/>
                   <v:imagedata o:title=""/>
@@ -1989,7 +1989,7 @@
                     </w:txbxContent>
                   </v:textbox>
                 </v:shape>
-                <v:rect id="Rectangle 193" o:spid="_x0000_s1026" o:spt="1" style="position:absolute;left:12823;top:1035;height:240;width:3448;v-text-anchor:middle;" fillcolor="#FFFFFF" filled="t" stroked="t" coordsize="21600,21600" o:gfxdata="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">
+                <v:rect id="Rectangle 193" o:spid="_x0000_s1026" o:spt="1" style="position:absolute;left:12823;top:1035;height:240;width:3448;v-text-anchor:middle;" fillcolor="#FFFFFF" filled="t" stroked="t" coordsize="21600,21600" o:gfxdata="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">
                   <v:fill on="t" focussize="0,0"/>
                   <v:stroke weight="0.5pt" color="#000000" miterlimit="8" joinstyle="miter"/>
                   <v:imagedata o:title=""/>
@@ -2036,14 +2036,14 @@
                     </w:txbxContent>
                   </v:textbox>
                 </v:rect>
-                <v:rect id="Rectangle 196" o:spid="_x0000_s1026" o:spt="1" style="position:absolute;left:12822;top:2648;height:1199;width:3448;" fillcolor="#FFFFFF" filled="t" stroked="t" coordsize="21600,21600" o:gfxdata="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">
+                <v:rect id="Rectangle 196" o:spid="_x0000_s1026" o:spt="1" style="position:absolute;left:12822;top:2648;height:1199;width:3448;" fillcolor="#FFFFFF" filled="t" stroked="t" coordsize="21600,21600" o:gfxdata="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">
                   <v:fill on="t" focussize="0,0"/>
                   <v:stroke weight="0.5pt" color="#000000" miterlimit="8" joinstyle="miter"/>
                   <v:imagedata o:title=""/>
                   <o:lock v:ext="edit" aspectratio="f"/>
                   <v:textbox inset="2.06375mm,0.7pt,2.06375mm,0.7pt"/>
                 </v:rect>
-                <v:shape id="Text Box 197" o:spid="_x0000_s1026" o:spt="202" type="#_x0000_t202" style="position:absolute;left:12727;top:3665;height:215;width:3616;" filled="f" stroked="f" coordsize="21600,21600" o:gfxdata="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">
+                <v:shape id="Text Box 197" o:spid="_x0000_s1026" o:spt="202" type="#_x0000_t202" style="position:absolute;left:12727;top:3665;height:215;width:3616;" filled="f" stroked="f" coordsize="21600,21600" o:gfxdata="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">
                   <v:fill on="f" focussize="0,0"/>
                   <v:stroke on="f"/>
                   <v:imagedata o:title=""/>
@@ -2178,7 +2178,7 @@
                     </w:txbxContent>
                   </v:textbox>
                 </v:shape>
-                <v:shape id="Text Box 198" o:spid="_x0000_s1026" o:spt="202" type="#_x0000_t202" style="position:absolute;left:12728;top:3077;height:227;width:524;" filled="f" stroked="f" coordsize="21600,21600" o:gfxdata="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">
+                <v:shape id="Text Box 198" o:spid="_x0000_s1026" o:spt="202" type="#_x0000_t202" style="position:absolute;left:12728;top:3077;height:227;width:524;" filled="f" stroked="f" coordsize="21600,21600" o:gfxdata="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">
                   <v:fill on="f" focussize="0,0"/>
                   <v:stroke on="f"/>
                   <v:imagedata o:title=""/>
@@ -2208,7 +2208,7 @@
                     </w:txbxContent>
                   </v:textbox>
                 </v:shape>
-                <v:shape id="Text Box 199" o:spid="_x0000_s1026" o:spt="202" type="#_x0000_t202" style="position:absolute;left:12722;top:2575;height:227;width:608;" filled="f" stroked="f" coordsize="21600,21600" o:gfxdata="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">
+                <v:shape id="Text Box 199" o:spid="_x0000_s1026" o:spt="202" type="#_x0000_t202" style="position:absolute;left:12722;top:2575;height:227;width:608;" filled="f" stroked="f" coordsize="21600,21600" o:gfxdata="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">
                   <v:fill on="f" focussize="0,0"/>
                   <v:stroke on="f"/>
                   <v:imagedata o:title=""/>
@@ -2237,7 +2237,7 @@
                     </w:txbxContent>
                   </v:textbox>
                 </v:shape>
-                <v:rect id="Rectangle 200" o:spid="_x0000_s1026" o:spt="1" style="position:absolute;left:12823;top:2440;height:240;width:3448;v-text-anchor:middle;" fillcolor="#FFFFFF" filled="t" stroked="t" coordsize="21600,21600" o:gfxdata="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">
+                <v:rect id="Rectangle 200" o:spid="_x0000_s1026" o:spt="1" style="position:absolute;left:12823;top:2440;height:240;width:3448;v-text-anchor:middle;" fillcolor="#FFFFFF" filled="t" stroked="t" coordsize="21600,21600" o:gfxdata="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">
                   <v:fill on="t" focussize="0,0"/>
                   <v:stroke weight="0.5pt" color="#000000" miterlimit="8" joinstyle="miter"/>
                   <v:imagedata o:title=""/>
@@ -2296,16 +2296,16 @@
                     </w:txbxContent>
                   </v:textbox>
                 </v:rect>
-                <v:group id="Group 209" o:spid="_x0000_s1026" o:spt="203" style="position:absolute;left:12720;top:3974;height:1305;width:3621;" coordorigin="12728,3974" coordsize="3621,1305" o:gfxdata="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">
+                <v:group id="Group 209" o:spid="_x0000_s1026" o:spt="203" style="position:absolute;left:12720;top:3974;height:1305;width:3621;" coordorigin="12728,3974" coordsize="3621,1305" o:gfxdata="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">
                   <o:lock v:ext="edit" aspectratio="f"/>
-                  <v:rect id="Rectangle 203" o:spid="_x0000_s1026" o:spt="1" style="position:absolute;left:12828;top:4047;height:1199;width:3448;" fillcolor="#FFFFFF" filled="t" stroked="t" coordsize="21600,21600" o:gfxdata="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">
+                  <v:rect id="Rectangle 203" o:spid="_x0000_s1026" o:spt="1" style="position:absolute;left:12828;top:4047;height:1199;width:3448;" fillcolor="#FFFFFF" filled="t" stroked="t" coordsize="21600,21600" o:gfxdata="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">
                     <v:fill on="t" focussize="0,0"/>
                     <v:stroke weight="0.5pt" color="#000000" miterlimit="8" joinstyle="miter"/>
                     <v:imagedata o:title=""/>
                     <o:lock v:ext="edit" aspectratio="f"/>
                     <v:textbox inset="2.06375mm,0.7pt,2.06375mm,0.7pt"/>
                   </v:rect>
-                  <v:shape id="Text Box 204" o:spid="_x0000_s1026" o:spt="202" type="#_x0000_t202" style="position:absolute;left:12733;top:5064;height:215;width:3616;" filled="f" stroked="f" coordsize="21600,21600" o:gfxdata="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">
+                  <v:shape id="Text Box 204" o:spid="_x0000_s1026" o:spt="202" type="#_x0000_t202" style="position:absolute;left:12733;top:5064;height:215;width:3616;" filled="f" stroked="f" coordsize="21600,21600" o:gfxdata="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">
                     <v:fill on="f" focussize="0,0"/>
                     <v:stroke on="f"/>
                     <v:imagedata o:title=""/>
@@ -2440,7 +2440,7 @@
                       </w:txbxContent>
                     </v:textbox>
                   </v:shape>
-                  <v:shape id="Text Box 205" o:spid="_x0000_s1026" o:spt="202" type="#_x0000_t202" style="position:absolute;left:12734;top:4476;height:227;width:524;" filled="f" stroked="f" coordsize="21600,21600" o:gfxdata="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">
+                  <v:shape id="Text Box 205" o:spid="_x0000_s1026" o:spt="202" type="#_x0000_t202" style="position:absolute;left:12734;top:4476;height:227;width:524;" filled="f" stroked="f" coordsize="21600,21600" o:gfxdata="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">
                     <v:fill on="f" focussize="0,0"/>
                     <v:stroke on="f"/>
                     <v:imagedata o:title=""/>
@@ -2470,7 +2470,7 @@
                       </w:txbxContent>
                     </v:textbox>
                   </v:shape>
-                  <v:shape id="Text Box 206" o:spid="_x0000_s1026" o:spt="202" type="#_x0000_t202" style="position:absolute;left:12728;top:3974;height:227;width:608;" filled="f" stroked="f" coordsize="21600,21600" o:gfxdata="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">
+                  <v:shape id="Text Box 206" o:spid="_x0000_s1026" o:spt="202" type="#_x0000_t202" style="position:absolute;left:12728;top:3974;height:227;width:608;" filled="f" stroked="f" coordsize="21600,21600" o:gfxdata="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">
                     <v:fill on="f" focussize="0,0"/>
                     <v:stroke on="f"/>
                     <v:imagedata o:title=""/>
@@ -2500,7 +2500,7 @@
                     </v:textbox>
                   </v:shape>
                 </v:group>
-                <v:rect id="Rectangle 207" o:spid="_x0000_s1026" o:spt="1" style="position:absolute;left:12821;top:3840;height:240;width:3448;v-text-anchor:middle;" fillcolor="#FFFFFF" filled="t" stroked="t" coordsize="21600,21600" o:gfxdata="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">
+                <v:rect id="Rectangle 207" o:spid="_x0000_s1026" o:spt="1" style="position:absolute;left:12821;top:3840;height:240;width:3448;v-text-anchor:middle;" fillcolor="#FFFFFF" filled="t" stroked="t" coordsize="21600,21600" o:gfxdata="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">
                   <v:fill on="t" focussize="0,0"/>
                   <v:stroke weight="0.5pt" color="#000000" miterlimit="8" joinstyle="miter"/>
                   <v:imagedata o:title=""/>
@@ -2657,7 +2657,7 @@
           </mc:Choice>
           <mc:Fallback>
             <w:pict>
-              <v:shape id="テキスト ボックス 25" o:spid="_x0000_s1026" o:spt="202" type="#_x0000_t202" style="position:absolute;left:0pt;margin-left:637.65pt;margin-top:-138.45pt;height:19.5pt;width:134.25pt;z-index:251660288;mso-width-relative:page;mso-height-relative:page;" filled="f" stroked="f" coordsize="21600,21600" o:gfxdata="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">
+              <v:shape id="テキスト ボックス 25" o:spid="_x0000_s1026" o:spt="202" type="#_x0000_t202" style="position:absolute;left:0pt;margin-left:637.65pt;margin-top:-138.45pt;height:19.5pt;width:134.25pt;z-index:251660288;mso-width-relative:page;mso-height-relative:page;" filled="f" stroked="f" coordsize="21600,21600" o:gfxdata="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">
                 <v:fill on="f" focussize="0,0"/>
                 <v:stroke on="f" weight="0.5pt"/>
                 <v:imagedata o:title=""/>
@@ -2741,8 +2741,6 @@
         </w:rPr>
         <w:t>】</w:t>
       </w:r>
-      <w:bookmarkStart w:id="0" w:name="_GoBack"/>
-      <w:bookmarkEnd w:id="0"/>
     </w:p>
     <w:tbl>
       <w:tblPr>
@@ -3345,12 +3343,14 @@
               <w:rPr>
                 <w:rFonts w:ascii="微软雅黑" w:hAnsi="微软雅黑" w:eastAsia="微软雅黑"/>
                 <w:sz w:val="16"/>
-              </w:rPr>
-            </w:pPr>
-            <w:r>
-              <w:rPr>
-                <w:rFonts w:hint="eastAsia" w:ascii="微软雅黑" w:hAnsi="微软雅黑" w:eastAsia="微软雅黑"/>
-                <w:sz w:val="16"/>
+                <w:szCs w:val="16"/>
+              </w:rPr>
+            </w:pPr>
+            <w:r>
+              <w:rPr>
+                <w:rFonts w:hint="eastAsia" w:ascii="微软雅黑" w:hAnsi="微软雅黑" w:eastAsia="微软雅黑"/>
+                <w:sz w:val="16"/>
+                <w:szCs w:val="16"/>
                 <w:lang w:eastAsia="zh-CN"/>
               </w:rPr>
               <w:t>适用</w:t>
@@ -3359,6 +3359,7 @@
               <w:rPr>
                 <w:rFonts w:hint="eastAsia" w:ascii="微软雅黑" w:hAnsi="微软雅黑" w:eastAsia="微软雅黑" w:cs="微软雅黑"/>
                 <w:sz w:val="16"/>
+                <w:szCs w:val="16"/>
                 <w:lang w:eastAsia="zh-CN"/>
               </w:rPr>
               <w:t>标准试验标准</w:t>
@@ -3374,6 +3375,7 @@
               <w:rPr>
                 <w:rFonts w:ascii="微软雅黑" w:hAnsi="微软雅黑" w:eastAsia="微软雅黑"/>
                 <w:sz w:val="16"/>
+                <w:szCs w:val="16"/>
               </w:rPr>
             </w:pPr>
           </w:p>
@@ -3387,12 +3389,14 @@
               <w:rPr>
                 <w:rFonts w:ascii="微软雅黑" w:hAnsi="微软雅黑" w:eastAsia="微软雅黑"/>
                 <w:sz w:val="16"/>
+                <w:szCs w:val="16"/>
               </w:rPr>
             </w:pPr>
             <w:r>
               <w:rPr>
                 <w:rFonts w:hint="eastAsia" w:ascii="微软雅黑" w:hAnsi="微软雅黑" w:eastAsia="微软雅黑" w:cs="微软雅黑"/>
                 <w:sz w:val="16"/>
+                <w:szCs w:val="16"/>
                 <w:lang w:eastAsia="zh-CN"/>
               </w:rPr>
               <w:t>标准试验状态</w:t>
@@ -3405,6 +3409,7 @@
               <w:rPr>
                 <w:rFonts w:hint="eastAsia" w:ascii="微软雅黑" w:hAnsi="微软雅黑" w:eastAsia="微软雅黑"/>
                 <w:sz w:val="16"/>
+                <w:szCs w:val="16"/>
               </w:rPr>
             </w:pPr>
           </w:p>
@@ -3419,6 +3424,7 @@
               <w:rPr>
                 <w:rFonts w:ascii="微软雅黑" w:hAnsi="微软雅黑" w:eastAsia="微软雅黑"/>
                 <w:sz w:val="16"/>
+                <w:szCs w:val="16"/>
                 <w:lang w:eastAsia="zh-CN"/>
               </w:rPr>
             </w:pPr>
@@ -3426,6 +3432,7 @@
               <w:rPr>
                 <w:rFonts w:hint="eastAsia" w:ascii="微软雅黑" w:hAnsi="微软雅黑" w:eastAsia="微软雅黑"/>
                 <w:sz w:val="16"/>
+                <w:szCs w:val="16"/>
                 <w:lang w:eastAsia="zh-CN"/>
               </w:rPr>
               <w:t>　除非</w:t>
@@ -3434,6 +3441,7 @@
               <w:rPr>
                 <w:rFonts w:hint="eastAsia" w:ascii="微软雅黑" w:hAnsi="微软雅黑" w:eastAsia="微软雅黑" w:cs="微软雅黑"/>
                 <w:sz w:val="16"/>
+                <w:szCs w:val="16"/>
                 <w:lang w:eastAsia="zh-CN"/>
               </w:rPr>
               <w:t>对</w:t>
@@ -3442,6 +3450,7 @@
               <w:rPr>
                 <w:rFonts w:hint="eastAsia" w:ascii="微软雅黑" w:hAnsi="微软雅黑" w:eastAsia="微软雅黑" w:cs="MS PGothic"/>
                 <w:sz w:val="16"/>
+                <w:szCs w:val="16"/>
                 <w:lang w:eastAsia="zh-CN"/>
               </w:rPr>
               <w:t>判定</w:t>
@@ -3450,6 +3459,7 @@
               <w:rPr>
                 <w:rFonts w:hint="eastAsia" w:ascii="微软雅黑" w:hAnsi="微软雅黑" w:eastAsia="微软雅黑" w:cs="微软雅黑"/>
                 <w:sz w:val="16"/>
+                <w:szCs w:val="16"/>
                 <w:lang w:eastAsia="zh-CN"/>
               </w:rPr>
               <w:t>产</w:t>
@@ -3458,6 +3468,7 @@
               <w:rPr>
                 <w:rFonts w:hint="eastAsia" w:ascii="微软雅黑" w:hAnsi="微软雅黑" w:eastAsia="微软雅黑" w:cs="MS PGothic"/>
                 <w:sz w:val="16"/>
+                <w:szCs w:val="16"/>
                 <w:lang w:eastAsia="zh-CN"/>
               </w:rPr>
               <w:t>生疑</w:t>
@@ -3466,6 +3477,7 @@
               <w:rPr>
                 <w:rFonts w:hint="eastAsia" w:ascii="微软雅黑" w:hAnsi="微软雅黑" w:eastAsia="微软雅黑" w:cs="微软雅黑"/>
                 <w:sz w:val="16"/>
+                <w:szCs w:val="16"/>
                 <w:lang w:eastAsia="zh-CN"/>
               </w:rPr>
               <w:t>义</w:t>
@@ -3474,6 +3486,7 @@
               <w:rPr>
                 <w:rFonts w:hint="eastAsia" w:ascii="微软雅黑" w:hAnsi="微软雅黑" w:eastAsia="微软雅黑" w:cs="MS PGothic"/>
                 <w:sz w:val="16"/>
+                <w:szCs w:val="16"/>
                 <w:lang w:eastAsia="zh-CN"/>
               </w:rPr>
               <w:t>，否</w:t>
@@ -3482,6 +3495,7 @@
               <w:rPr>
                 <w:rFonts w:hint="eastAsia" w:ascii="微软雅黑" w:hAnsi="微软雅黑" w:eastAsia="微软雅黑" w:cs="微软雅黑"/>
                 <w:sz w:val="16"/>
+                <w:szCs w:val="16"/>
                 <w:lang w:eastAsia="zh-CN"/>
               </w:rPr>
               <w:t>则</w:t>
@@ -3490,6 +3504,7 @@
               <w:rPr>
                 <w:rFonts w:hint="eastAsia" w:ascii="微软雅黑" w:hAnsi="微软雅黑" w:eastAsia="微软雅黑" w:cs="MS PGothic"/>
                 <w:sz w:val="16"/>
+                <w:szCs w:val="16"/>
                 <w:lang w:eastAsia="zh-CN"/>
               </w:rPr>
               <w:t>在以下条件下</w:t>
@@ -3498,6 +3513,7 @@
               <w:rPr>
                 <w:rFonts w:hint="eastAsia" w:ascii="微软雅黑" w:hAnsi="微软雅黑" w:eastAsia="微软雅黑" w:cs="微软雅黑"/>
                 <w:sz w:val="16"/>
+                <w:szCs w:val="16"/>
                 <w:lang w:eastAsia="zh-CN"/>
               </w:rPr>
               <w:t>进</w:t>
@@ -3506,6 +3522,7 @@
               <w:rPr>
                 <w:rFonts w:hint="eastAsia" w:ascii="微软雅黑" w:hAnsi="微软雅黑" w:eastAsia="微软雅黑" w:cs="MS PGothic"/>
                 <w:sz w:val="16"/>
+                <w:szCs w:val="16"/>
                 <w:lang w:eastAsia="zh-CN"/>
               </w:rPr>
               <w:t>行</w:t>
@@ -3514,177 +3531,10 @@
               <w:rPr>
                 <w:rFonts w:hint="eastAsia" w:ascii="微软雅黑" w:hAnsi="微软雅黑" w:eastAsia="微软雅黑"/>
                 <w:sz w:val="16"/>
+                <w:szCs w:val="16"/>
                 <w:lang w:eastAsia="zh-CN"/>
               </w:rPr>
               <w:t>。</w:t>
-            </w:r>
-          </w:p>
-          <w:p>
-            <w:pPr>
-              <w:pStyle w:val="12"/>
-              <w:tabs>
-                <w:tab w:val="clear" w:pos="4252"/>
-                <w:tab w:val="clear" w:pos="8504"/>
-              </w:tabs>
-              <w:spacing w:line="200" w:lineRule="exact"/>
-              <w:rPr>
-                <w:rFonts w:ascii="微软雅黑" w:hAnsi="微软雅黑" w:eastAsia="微软雅黑"/>
-                <w:sz w:val="16"/>
-                <w:lang w:eastAsia="zh-CN"/>
-              </w:rPr>
-            </w:pPr>
-          </w:p>
-          <w:p>
-            <w:pPr>
-              <w:numPr>
-                <w:ilvl w:val="0"/>
-                <w:numId w:val="3"/>
-              </w:numPr>
-              <w:spacing w:line="200" w:lineRule="exact"/>
-              <w:rPr>
-                <w:rFonts w:ascii="微软雅黑" w:hAnsi="微软雅黑" w:eastAsia="微软雅黑"/>
-                <w:sz w:val="16"/>
-              </w:rPr>
-            </w:pPr>
-            <w:r>
-              <w:rPr>
-                <w:rFonts w:hint="eastAsia" w:ascii="微软雅黑" w:hAnsi="微软雅黑" w:eastAsia="微软雅黑"/>
-                <w:sz w:val="16"/>
-              </w:rPr>
-              <w:t>·</w:t>
-            </w:r>
-            <w:r>
-              <w:rPr>
-                <w:rFonts w:hint="eastAsia" w:ascii="微软雅黑" w:hAnsi="微软雅黑" w:eastAsia="微软雅黑" w:cs="微软雅黑"/>
-                <w:sz w:val="16"/>
-              </w:rPr>
-              <w:t>环</w:t>
-            </w:r>
-            <w:r>
-              <w:rPr>
-                <w:rFonts w:hint="eastAsia" w:ascii="微软雅黑" w:hAnsi="微软雅黑" w:eastAsia="微软雅黑" w:cs="MS PGothic"/>
-                <w:sz w:val="16"/>
-              </w:rPr>
-              <w:t>境温度</w:t>
-            </w:r>
-            <w:r>
-              <w:rPr>
-                <w:rFonts w:hint="eastAsia" w:ascii="微软雅黑" w:hAnsi="微软雅黑" w:eastAsia="微软雅黑" w:cs="MS PGothic"/>
-                <w:sz w:val="16"/>
-                <w:lang w:val="en-US" w:eastAsia="zh-CN"/>
-              </w:rPr>
-              <w:t xml:space="preserve"> {{environment_temperature}}</w:t>
-            </w:r>
-          </w:p>
-          <w:p>
-            <w:pPr>
-              <w:numPr>
-                <w:ilvl w:val="0"/>
-                <w:numId w:val="3"/>
-              </w:numPr>
-              <w:spacing w:line="200" w:lineRule="exact"/>
-              <w:rPr>
-                <w:rFonts w:ascii="微软雅黑" w:hAnsi="微软雅黑" w:eastAsia="微软雅黑"/>
-                <w:sz w:val="16"/>
-              </w:rPr>
-            </w:pPr>
-            <w:r>
-              <w:rPr>
-                <w:rFonts w:hint="eastAsia" w:ascii="微软雅黑" w:hAnsi="微软雅黑" w:eastAsia="微软雅黑"/>
-                <w:sz w:val="16"/>
-              </w:rPr>
-              <w:t>·相</w:t>
-            </w:r>
-            <w:r>
-              <w:rPr>
-                <w:rFonts w:hint="eastAsia" w:ascii="微软雅黑" w:hAnsi="微软雅黑" w:eastAsia="微软雅黑" w:cs="微软雅黑"/>
-                <w:sz w:val="16"/>
-              </w:rPr>
-              <w:t>对</w:t>
-            </w:r>
-            <w:r>
-              <w:rPr>
-                <w:rFonts w:hint="eastAsia" w:ascii="微软雅黑" w:hAnsi="微软雅黑" w:eastAsia="微软雅黑" w:cs="MS PGothic"/>
-                <w:sz w:val="16"/>
-              </w:rPr>
-              <w:t>湿度</w:t>
-            </w:r>
-            <w:r>
-              <w:rPr>
-                <w:rFonts w:hint="eastAsia" w:ascii="微软雅黑" w:hAnsi="微软雅黑" w:eastAsia="微软雅黑" w:cs="MS PGothic"/>
-                <w:sz w:val="16"/>
-                <w:lang w:val="en-US" w:eastAsia="zh-CN"/>
-              </w:rPr>
-              <w:t xml:space="preserve"> {{relative_humidity}}</w:t>
-            </w:r>
-          </w:p>
-          <w:p>
-            <w:pPr>
-              <w:numPr>
-                <w:ilvl w:val="0"/>
-                <w:numId w:val="3"/>
-              </w:numPr>
-              <w:spacing w:line="200" w:lineRule="exact"/>
-              <w:rPr>
-                <w:rFonts w:hint="eastAsia" w:ascii="微软雅黑" w:hAnsi="微软雅黑" w:eastAsia="微软雅黑"/>
-                <w:sz w:val="16"/>
-              </w:rPr>
-            </w:pPr>
-            <w:r>
-              <w:rPr>
-                <w:rFonts w:hint="eastAsia" w:ascii="微软雅黑" w:hAnsi="微软雅黑" w:eastAsia="微软雅黑"/>
-                <w:sz w:val="16"/>
-              </w:rPr>
-              <w:t>·</w:t>
-            </w:r>
-            <w:r>
-              <w:rPr>
-                <w:rFonts w:hint="eastAsia" w:ascii="微软雅黑" w:hAnsi="微软雅黑" w:eastAsia="微软雅黑" w:cs="微软雅黑"/>
-                <w:sz w:val="16"/>
-              </w:rPr>
-              <w:t>测试电压</w:t>
-            </w:r>
-            <w:r>
-              <w:rPr>
-                <w:rFonts w:hint="eastAsia" w:ascii="微软雅黑" w:hAnsi="微软雅黑" w:eastAsia="微软雅黑" w:cs="微软雅黑"/>
-                <w:sz w:val="16"/>
-                <w:lang w:val="en-US" w:eastAsia="zh-CN"/>
-              </w:rPr>
-              <w:t xml:space="preserve"> {{test_voltage}}</w:t>
-            </w:r>
-          </w:p>
-          <w:p>
-            <w:pPr>
-              <w:numPr>
-                <w:ilvl w:val="0"/>
-                <w:numId w:val="3"/>
-              </w:numPr>
-              <w:spacing w:line="200" w:lineRule="exact"/>
-              <w:rPr>
-                <w:rFonts w:ascii="微软雅黑" w:hAnsi="微软雅黑" w:eastAsia="微软雅黑"/>
-                <w:sz w:val="16"/>
-              </w:rPr>
-            </w:pPr>
-            <w:r>
-              <w:rPr>
-                <w:rFonts w:hint="eastAsia" w:ascii="微软雅黑" w:hAnsi="微软雅黑" w:eastAsia="微软雅黑"/>
-                <w:sz w:val="16"/>
-              </w:rPr>
-              <w:t>·</w:t>
-            </w:r>
-            <w:r>
-              <w:rPr>
-                <w:rFonts w:hint="eastAsia" w:ascii="微软雅黑" w:hAnsi="微软雅黑" w:eastAsia="微软雅黑" w:cs="微软雅黑"/>
-                <w:sz w:val="16"/>
-              </w:rPr>
-              <w:t>测试频</w:t>
-            </w:r>
-            <w:r>
-              <w:rPr>
-                <w:rFonts w:hint="eastAsia" w:ascii="微软雅黑" w:hAnsi="微软雅黑" w:eastAsia="微软雅黑" w:cs="MS PGothic"/>
-                <w:sz w:val="16"/>
-              </w:rPr>
-              <w:t>率</w:t>
             </w:r>
           </w:p>
           <w:p>
@@ -3694,12 +3544,71 @@
               <w:rPr>
                 <w:rFonts w:ascii="微软雅黑" w:hAnsi="微软雅黑" w:eastAsia="微软雅黑"/>
                 <w:sz w:val="16"/>
-              </w:rPr>
-            </w:pPr>
-            <w:r>
-              <w:rPr>
-                <w:rFonts w:ascii="微软雅黑" w:hAnsi="微软雅黑" w:eastAsia="微软雅黑"/>
-                <w:sz w:val="16"/>
+                <w:szCs w:val="16"/>
+              </w:rPr>
+            </w:pPr>
+          </w:p>
+          <w:p>
+            <w:pPr>
+              <w:pStyle w:val="15"/>
+              <w:keepNext w:val="0"/>
+              <w:keepLines w:val="0"/>
+              <w:widowControl/>
+              <w:suppressLineNumbers w:val="0"/>
+              <w:rPr>
+                <w:rFonts w:hint="eastAsia" w:ascii="微软雅黑" w:hAnsi="微软雅黑" w:eastAsia="微软雅黑"/>
+                <w:sz w:val="16"/>
+                <w:szCs w:val="16"/>
+                <w:lang w:val="en-US" w:eastAsia="zh-CN"/>
+              </w:rPr>
+            </w:pPr>
+            <w:r>
+              <w:rPr>
+                <w:rFonts w:hint="eastAsia" w:ascii="微软雅黑" w:hAnsi="微软雅黑" w:eastAsia="微软雅黑"/>
+                <w:sz w:val="16"/>
+                <w:szCs w:val="16"/>
+                <w:lang w:val="en-US" w:eastAsia="zh-CN"/>
+              </w:rPr>
+              <w:t>{{</w:t>
+            </w:r>
+            <w:r>
+              <w:rPr>
+                <w:rFonts w:hint="default" w:ascii="monospace" w:hAnsi="monospace" w:eastAsia="monospace" w:cs="monospace"/>
+                <w:color w:val="080808"/>
+                <w:sz w:val="16"/>
+                <w:szCs w:val="16"/>
+                <w:shd w:val="clear" w:fill="FFFFFF"/>
+              </w:rPr>
+              <w:t>condition</w:t>
+            </w:r>
+            <w:r>
+              <w:rPr>
+                <w:rFonts w:hint="eastAsia" w:ascii="微软雅黑" w:hAnsi="微软雅黑" w:eastAsia="微软雅黑"/>
+                <w:sz w:val="16"/>
+                <w:szCs w:val="16"/>
+                <w:lang w:val="en-US" w:eastAsia="zh-CN"/>
+              </w:rPr>
+              <w:t>}}</w:t>
+            </w:r>
+          </w:p>
+          <w:p>
+            <w:pPr>
+              <w:pStyle w:val="15"/>
+              <w:keepNext w:val="0"/>
+              <w:keepLines w:val="0"/>
+              <w:widowControl/>
+              <w:suppressLineNumbers w:val="0"/>
+              <w:rPr>
+                <w:rFonts w:ascii="微软雅黑" w:hAnsi="微软雅黑" w:eastAsia="微软雅黑"/>
+                <w:sz w:val="16"/>
+                <w:szCs w:val="16"/>
+              </w:rPr>
+            </w:pPr>
+            <w:r>
+              <w:rPr>
+                <w:rFonts w:ascii="微软雅黑" w:hAnsi="微软雅黑" w:eastAsia="微软雅黑"/>
+                <w:sz w:val="16"/>
+                <w:szCs w:val="16"/>
               </w:rPr>
               <w:tab/>
             </w:r>
@@ -3710,6 +3619,7 @@
               <w:rPr>
                 <w:rFonts w:ascii="微软雅黑" w:hAnsi="微软雅黑" w:eastAsia="微软雅黑"/>
                 <w:sz w:val="16"/>
+                <w:szCs w:val="16"/>
                 <w:lang w:eastAsia="zh-CN"/>
               </w:rPr>
             </w:pPr>
@@ -3717,6 +3627,7 @@
               <w:rPr>
                 <w:rFonts w:hint="eastAsia" w:ascii="微软雅黑" w:hAnsi="微软雅黑" w:eastAsia="微软雅黑" w:cs="微软雅黑"/>
                 <w:sz w:val="16"/>
+                <w:szCs w:val="16"/>
               </w:rPr>
               <w:t>对</w:t>
             </w:r>
@@ -3724,6 +3635,7 @@
               <w:rPr>
                 <w:rFonts w:hint="eastAsia" w:ascii="微软雅黑" w:hAnsi="微软雅黑" w:eastAsia="微软雅黑" w:cs="MS PGothic"/>
                 <w:sz w:val="16"/>
+                <w:szCs w:val="16"/>
               </w:rPr>
               <w:t>判定</w:t>
             </w:r>
@@ -3731,6 +3643,7 @@
               <w:rPr>
                 <w:rFonts w:hint="eastAsia" w:ascii="微软雅黑" w:hAnsi="微软雅黑" w:eastAsia="微软雅黑" w:cs="微软雅黑"/>
                 <w:sz w:val="16"/>
+                <w:szCs w:val="16"/>
               </w:rPr>
               <w:t>产</w:t>
             </w:r>
@@ -3738,6 +3651,7 @@
               <w:rPr>
                 <w:rFonts w:hint="eastAsia" w:ascii="微软雅黑" w:hAnsi="微软雅黑" w:eastAsia="微软雅黑" w:cs="MS PGothic"/>
                 <w:sz w:val="16"/>
+                <w:szCs w:val="16"/>
               </w:rPr>
               <w:t>生疑</w:t>
             </w:r>
@@ -3745,6 +3659,7 @@
               <w:rPr>
                 <w:rFonts w:hint="eastAsia" w:ascii="微软雅黑" w:hAnsi="微软雅黑" w:eastAsia="微软雅黑" w:cs="微软雅黑"/>
                 <w:sz w:val="16"/>
+                <w:szCs w:val="16"/>
               </w:rPr>
               <w:t>问</w:t>
             </w:r>
@@ -3752,6 +3667,7 @@
               <w:rPr>
                 <w:rFonts w:hint="eastAsia" w:ascii="微软雅黑" w:hAnsi="微软雅黑" w:eastAsia="微软雅黑" w:cs="MS PGothic"/>
                 <w:sz w:val="16"/>
+                <w:szCs w:val="16"/>
               </w:rPr>
               <w:t>的情况</w:t>
             </w:r>
@@ -3762,151 +3678,52 @@
               <w:rPr>
                 <w:rFonts w:hint="eastAsia" w:ascii="微软雅黑" w:hAnsi="微软雅黑" w:eastAsia="微软雅黑"/>
                 <w:sz w:val="16"/>
+                <w:szCs w:val="16"/>
                 <w:lang w:eastAsia="zh-CN"/>
               </w:rPr>
             </w:pPr>
           </w:p>
           <w:p>
             <w:pPr>
-              <w:numPr>
-                <w:ilvl w:val="0"/>
-                <w:numId w:val="3"/>
-              </w:numPr>
-              <w:spacing w:line="200" w:lineRule="exact"/>
-              <w:rPr>
-                <w:rFonts w:ascii="微软雅黑" w:hAnsi="微软雅黑" w:eastAsia="微软雅黑"/>
-                <w:sz w:val="16"/>
-              </w:rPr>
-            </w:pPr>
-            <w:r>
-              <w:rPr>
-                <w:rFonts w:hint="eastAsia" w:ascii="微软雅黑" w:hAnsi="微软雅黑" w:eastAsia="微软雅黑"/>
-                <w:sz w:val="16"/>
-              </w:rPr>
-              <w:t>·</w:t>
-            </w:r>
-            <w:r>
-              <w:rPr>
-                <w:rFonts w:hint="eastAsia" w:ascii="微软雅黑" w:hAnsi="微软雅黑" w:eastAsia="微软雅黑" w:cs="微软雅黑"/>
-                <w:sz w:val="16"/>
-              </w:rPr>
-              <w:t>环</w:t>
-            </w:r>
-            <w:r>
-              <w:rPr>
-                <w:rFonts w:hint="eastAsia" w:ascii="微软雅黑" w:hAnsi="微软雅黑" w:eastAsia="微软雅黑" w:cs="MS PGothic"/>
-                <w:sz w:val="16"/>
-              </w:rPr>
-              <w:t>境温度</w:t>
-            </w:r>
-          </w:p>
-          <w:p>
-            <w:pPr>
-              <w:numPr>
-                <w:ilvl w:val="0"/>
-                <w:numId w:val="3"/>
-              </w:numPr>
-              <w:spacing w:line="200" w:lineRule="exact"/>
-              <w:rPr>
-                <w:rFonts w:ascii="微软雅黑" w:hAnsi="微软雅黑" w:eastAsia="微软雅黑"/>
-                <w:sz w:val="16"/>
-              </w:rPr>
-            </w:pPr>
-            <w:r>
-              <w:rPr>
-                <w:rFonts w:hint="eastAsia" w:ascii="微软雅黑" w:hAnsi="微软雅黑" w:eastAsia="微软雅黑"/>
-                <w:sz w:val="16"/>
-              </w:rPr>
-              <w:t>·相</w:t>
-            </w:r>
-            <w:r>
-              <w:rPr>
-                <w:rFonts w:hint="eastAsia" w:ascii="微软雅黑" w:hAnsi="微软雅黑" w:eastAsia="微软雅黑" w:cs="微软雅黑"/>
-                <w:sz w:val="16"/>
-              </w:rPr>
-              <w:t>对</w:t>
-            </w:r>
-            <w:r>
-              <w:rPr>
-                <w:rFonts w:hint="eastAsia" w:ascii="微软雅黑" w:hAnsi="微软雅黑" w:eastAsia="微软雅黑" w:cs="MS PGothic"/>
-                <w:sz w:val="16"/>
-              </w:rPr>
-              <w:t>湿度</w:t>
-            </w:r>
-          </w:p>
-          <w:p>
-            <w:pPr>
-              <w:numPr>
-                <w:ilvl w:val="0"/>
-                <w:numId w:val="3"/>
-              </w:numPr>
-              <w:spacing w:line="200" w:lineRule="exact"/>
-              <w:rPr>
-                <w:rFonts w:ascii="微软雅黑" w:hAnsi="微软雅黑" w:eastAsia="微软雅黑"/>
-                <w:sz w:val="16"/>
-              </w:rPr>
-            </w:pPr>
-            <w:r>
-              <w:rPr>
-                <w:rFonts w:hint="eastAsia" w:ascii="微软雅黑" w:hAnsi="微软雅黑" w:eastAsia="微软雅黑"/>
-                <w:sz w:val="16"/>
-              </w:rPr>
-              <w:t>·</w:t>
-            </w:r>
-            <w:r>
-              <w:rPr>
-                <w:rFonts w:hint="eastAsia" w:ascii="微软雅黑" w:hAnsi="微软雅黑" w:eastAsia="微软雅黑" w:cs="微软雅黑"/>
-                <w:sz w:val="16"/>
-              </w:rPr>
-              <w:t>测试电压</w:t>
-            </w:r>
-          </w:p>
-          <w:p>
-            <w:pPr>
-              <w:numPr>
-                <w:ilvl w:val="0"/>
-                <w:numId w:val="3"/>
-              </w:numPr>
-              <w:spacing w:line="200" w:lineRule="exact"/>
-              <w:rPr>
-                <w:rFonts w:hint="eastAsia" w:ascii="微软雅黑" w:hAnsi="微软雅黑" w:eastAsia="微软雅黑"/>
-                <w:sz w:val="16"/>
-              </w:rPr>
-            </w:pPr>
-            <w:r>
-              <w:rPr>
-                <w:rFonts w:hint="eastAsia" w:ascii="微软雅黑" w:hAnsi="微软雅黑" w:eastAsia="微软雅黑"/>
-                <w:sz w:val="16"/>
-              </w:rPr>
-              <w:t>·</w:t>
-            </w:r>
-            <w:r>
-              <w:rPr>
-                <w:rFonts w:hint="eastAsia" w:ascii="微软雅黑" w:hAnsi="微软雅黑" w:eastAsia="微软雅黑" w:cs="微软雅黑"/>
-                <w:sz w:val="16"/>
-              </w:rPr>
-              <w:t>测试频</w:t>
-            </w:r>
-            <w:r>
-              <w:rPr>
-                <w:rFonts w:hint="eastAsia" w:ascii="微软雅黑" w:hAnsi="微软雅黑" w:eastAsia="微软雅黑" w:cs="MS PGothic"/>
-                <w:sz w:val="16"/>
-              </w:rPr>
-              <w:t>率</w:t>
-            </w:r>
-            <w:r>
-              <w:rPr>
-                <w:rFonts w:hint="eastAsia" w:ascii="微软雅黑" w:hAnsi="微软雅黑" w:eastAsia="微软雅黑"/>
-                <w:sz w:val="16"/>
-              </w:rPr>
-              <w:t xml:space="preserve"> </w:t>
-            </w:r>
-            <w:r>
-              <w:rPr>
-                <w:rFonts w:ascii="微软雅黑" w:hAnsi="微软雅黑" w:eastAsia="微软雅黑"/>
-                <w:sz w:val="16"/>
-              </w:rPr>
-              <w:t xml:space="preserve">      </w:t>
+              <w:pStyle w:val="15"/>
+              <w:keepNext w:val="0"/>
+              <w:keepLines w:val="0"/>
+              <w:widowControl/>
+              <w:suppressLineNumbers w:val="0"/>
+              <w:rPr>
+                <w:rFonts w:hint="default" w:ascii="微软雅黑" w:hAnsi="微软雅黑" w:eastAsia="微软雅黑"/>
+                <w:sz w:val="16"/>
+                <w:szCs w:val="16"/>
+                <w:lang w:val="en-US" w:eastAsia="zh-CN"/>
+              </w:rPr>
+            </w:pPr>
+            <w:r>
+              <w:rPr>
+                <w:rFonts w:hint="eastAsia" w:ascii="微软雅黑" w:hAnsi="微软雅黑" w:eastAsia="微软雅黑"/>
+                <w:sz w:val="16"/>
+                <w:szCs w:val="16"/>
+                <w:lang w:val="en-US" w:eastAsia="zh-CN"/>
+              </w:rPr>
+              <w:t>{{doubt_</w:t>
+            </w:r>
+            <w:r>
+              <w:rPr>
+                <w:rFonts w:hint="default" w:ascii="monospace" w:hAnsi="monospace" w:eastAsia="monospace" w:cs="monospace"/>
+                <w:color w:val="080808"/>
+                <w:sz w:val="16"/>
+                <w:szCs w:val="16"/>
+                <w:shd w:val="clear" w:fill="FFFFFF"/>
+              </w:rPr>
+              <w:t>condition</w:t>
+            </w:r>
+            <w:r>
+              <w:rPr>
+                <w:rFonts w:hint="eastAsia" w:ascii="微软雅黑" w:hAnsi="微软雅黑" w:eastAsia="微软雅黑"/>
+                <w:sz w:val="16"/>
+                <w:szCs w:val="16"/>
+                <w:lang w:val="en-US" w:eastAsia="zh-CN"/>
+              </w:rPr>
+              <w:t>}}</w:t>
             </w:r>
           </w:p>
         </w:tc>
@@ -3923,12 +3740,14 @@
               <w:rPr>
                 <w:rFonts w:ascii="微软雅黑" w:hAnsi="微软雅黑" w:eastAsia="微软雅黑"/>
                 <w:sz w:val="16"/>
-              </w:rPr>
-            </w:pPr>
-            <w:r>
-              <w:rPr>
-                <w:rFonts w:hint="eastAsia" w:ascii="微软雅黑" w:hAnsi="微软雅黑" w:eastAsia="微软雅黑"/>
-                <w:sz w:val="16"/>
+                <w:szCs w:val="16"/>
+              </w:rPr>
+            </w:pPr>
+            <w:r>
+              <w:rPr>
+                <w:rFonts w:hint="eastAsia" w:ascii="微软雅黑" w:hAnsi="微软雅黑" w:eastAsia="微软雅黑"/>
+                <w:sz w:val="16"/>
+                <w:szCs w:val="16"/>
               </w:rPr>
               <w:t>1.Applied testing standards</w:t>
             </w:r>
@@ -3938,12 +3757,14 @@
               <w:rPr>
                 <w:rFonts w:ascii="微软雅黑" w:hAnsi="微软雅黑" w:eastAsia="微软雅黑"/>
                 <w:sz w:val="16"/>
-              </w:rPr>
-            </w:pPr>
-            <w:r>
-              <w:rPr>
-                <w:rFonts w:hint="eastAsia" w:ascii="微软雅黑" w:hAnsi="微软雅黑" w:eastAsia="微软雅黑"/>
-                <w:sz w:val="16"/>
+                <w:szCs w:val="16"/>
+              </w:rPr>
+            </w:pPr>
+            <w:r>
+              <w:rPr>
+                <w:rFonts w:hint="eastAsia" w:ascii="微软雅黑" w:hAnsi="微软雅黑" w:eastAsia="微软雅黑"/>
+                <w:sz w:val="16"/>
+                <w:szCs w:val="16"/>
               </w:rPr>
               <w:t>-</w:t>
             </w:r>
@@ -3953,12 +3774,14 @@
               <w:rPr>
                 <w:rFonts w:ascii="微软雅黑" w:hAnsi="微软雅黑" w:eastAsia="微软雅黑"/>
                 <w:sz w:val="16"/>
-              </w:rPr>
-            </w:pPr>
-            <w:r>
-              <w:rPr>
-                <w:rFonts w:hint="eastAsia" w:ascii="微软雅黑" w:hAnsi="微软雅黑" w:eastAsia="微软雅黑"/>
-                <w:sz w:val="16"/>
+                <w:szCs w:val="16"/>
+              </w:rPr>
+            </w:pPr>
+            <w:r>
+              <w:rPr>
+                <w:rFonts w:hint="eastAsia" w:ascii="微软雅黑" w:hAnsi="微软雅黑" w:eastAsia="微软雅黑"/>
+                <w:sz w:val="16"/>
+                <w:szCs w:val="16"/>
               </w:rPr>
               <w:t>2.Standard testing conditions</w:t>
             </w:r>
@@ -3969,12 +3792,14 @@
               <w:rPr>
                 <w:rFonts w:ascii="微软雅黑" w:hAnsi="微软雅黑" w:eastAsia="微软雅黑"/>
                 <w:sz w:val="16"/>
-              </w:rPr>
-            </w:pPr>
-            <w:r>
-              <w:rPr>
-                <w:rFonts w:hint="eastAsia" w:ascii="微软雅黑" w:hAnsi="微软雅黑" w:eastAsia="微软雅黑"/>
-                <w:sz w:val="16"/>
+                <w:szCs w:val="16"/>
+              </w:rPr>
+            </w:pPr>
+            <w:r>
+              <w:rPr>
+                <w:rFonts w:hint="eastAsia" w:ascii="微软雅黑" w:hAnsi="微软雅黑" w:eastAsia="微软雅黑"/>
+                <w:sz w:val="16"/>
+                <w:szCs w:val="16"/>
               </w:rPr>
               <w:t>Testing and measuring shall be p</w:t>
             </w:r>
@@ -3982,6 +3807,7 @@
               <w:rPr>
                 <w:rFonts w:ascii="微软雅黑" w:hAnsi="微软雅黑" w:eastAsia="微软雅黑"/>
                 <w:sz w:val="16"/>
+                <w:szCs w:val="16"/>
               </w:rPr>
               <w:t>e</w:t>
             </w:r>
@@ -3989,6 +3815,7 @@
               <w:rPr>
                 <w:rFonts w:hint="eastAsia" w:ascii="微软雅黑" w:hAnsi="微软雅黑" w:eastAsia="微软雅黑"/>
                 <w:sz w:val="16"/>
+                <w:szCs w:val="16"/>
               </w:rPr>
               <w:t>rformed under the following condition, if there is no uncertain</w:t>
             </w:r>
@@ -3996,6 +3823,7 @@
               <w:rPr>
                 <w:rFonts w:ascii="微软雅黑" w:hAnsi="微软雅黑" w:eastAsia="微软雅黑"/>
                 <w:sz w:val="16"/>
+                <w:szCs w:val="16"/>
               </w:rPr>
               <w:t>t</w:t>
             </w:r>
@@ -4003,6 +3831,7 @@
               <w:rPr>
                 <w:rFonts w:hint="eastAsia" w:ascii="微软雅黑" w:hAnsi="微软雅黑" w:eastAsia="微软雅黑"/>
                 <w:sz w:val="16"/>
+                <w:szCs w:val="16"/>
               </w:rPr>
               <w:t>y in the judgment.</w:t>
             </w:r>
@@ -4012,12 +3841,14 @@
               <w:rPr>
                 <w:rFonts w:ascii="微软雅黑" w:hAnsi="微软雅黑" w:eastAsia="微软雅黑"/>
                 <w:sz w:val="16"/>
-              </w:rPr>
-            </w:pPr>
-            <w:r>
-              <w:rPr>
-                <w:rFonts w:hint="eastAsia" w:ascii="微软雅黑" w:hAnsi="微软雅黑" w:eastAsia="微软雅黑"/>
-                <w:sz w:val="16"/>
+                <w:szCs w:val="16"/>
+              </w:rPr>
+            </w:pPr>
+            <w:r>
+              <w:rPr>
+                <w:rFonts w:hint="eastAsia" w:ascii="微软雅黑" w:hAnsi="微软雅黑" w:eastAsia="微软雅黑"/>
+                <w:sz w:val="16"/>
+                <w:szCs w:val="16"/>
               </w:rPr>
               <w:t>-Ambient temperature</w:t>
             </w:r>
@@ -4025,6 +3856,7 @@
               <w:rPr>
                 <w:rFonts w:ascii="微软雅黑" w:hAnsi="微软雅黑" w:eastAsia="微软雅黑"/>
                 <w:sz w:val="16"/>
+                <w:szCs w:val="16"/>
               </w:rPr>
               <w:tab/>
             </w:r>
@@ -4034,12 +3866,14 @@
               <w:rPr>
                 <w:rFonts w:ascii="微软雅黑" w:hAnsi="微软雅黑" w:eastAsia="微软雅黑"/>
                 <w:sz w:val="16"/>
-              </w:rPr>
-            </w:pPr>
-            <w:r>
-              <w:rPr>
-                <w:rFonts w:hint="eastAsia" w:ascii="微软雅黑" w:hAnsi="微软雅黑" w:eastAsia="微软雅黑"/>
-                <w:sz w:val="16"/>
+                <w:szCs w:val="16"/>
+              </w:rPr>
+            </w:pPr>
+            <w:r>
+              <w:rPr>
+                <w:rFonts w:hint="eastAsia" w:ascii="微软雅黑" w:hAnsi="微软雅黑" w:eastAsia="微软雅黑"/>
+                <w:sz w:val="16"/>
+                <w:szCs w:val="16"/>
               </w:rPr>
               <w:t xml:space="preserve">-Relative humidity </w:t>
             </w:r>
@@ -4047,6 +3881,7 @@
               <w:rPr>
                 <w:rFonts w:ascii="微软雅黑" w:hAnsi="微软雅黑" w:eastAsia="微软雅黑"/>
                 <w:sz w:val="16"/>
+                <w:szCs w:val="16"/>
               </w:rPr>
               <w:tab/>
             </w:r>
@@ -4054,6 +3889,7 @@
               <w:rPr>
                 <w:rFonts w:hint="eastAsia" w:ascii="微软雅黑" w:hAnsi="微软雅黑" w:eastAsia="微软雅黑"/>
                 <w:sz w:val="16"/>
+                <w:szCs w:val="16"/>
               </w:rPr>
               <w:tab/>
             </w:r>
@@ -4063,12 +3899,14 @@
               <w:rPr>
                 <w:rFonts w:ascii="微软雅黑" w:hAnsi="微软雅黑" w:eastAsia="微软雅黑"/>
                 <w:sz w:val="16"/>
-              </w:rPr>
-            </w:pPr>
-            <w:r>
-              <w:rPr>
-                <w:rFonts w:hint="eastAsia" w:ascii="微软雅黑" w:hAnsi="微软雅黑" w:eastAsia="微软雅黑"/>
-                <w:sz w:val="16"/>
+                <w:szCs w:val="16"/>
+              </w:rPr>
+            </w:pPr>
+            <w:r>
+              <w:rPr>
+                <w:rFonts w:hint="eastAsia" w:ascii="微软雅黑" w:hAnsi="微软雅黑" w:eastAsia="微软雅黑"/>
+                <w:sz w:val="16"/>
+                <w:szCs w:val="16"/>
               </w:rPr>
               <w:t>-Testing voltage</w:t>
             </w:r>
@@ -4076,6 +3914,7 @@
               <w:rPr>
                 <w:rFonts w:ascii="微软雅黑" w:hAnsi="微软雅黑" w:eastAsia="微软雅黑"/>
                 <w:sz w:val="16"/>
+                <w:szCs w:val="16"/>
               </w:rPr>
               <w:t xml:space="preserve">                </w:t>
             </w:r>
@@ -4085,12 +3924,14 @@
               <w:rPr>
                 <w:rFonts w:ascii="微软雅黑" w:hAnsi="微软雅黑" w:eastAsia="微软雅黑"/>
                 <w:sz w:val="16"/>
-              </w:rPr>
-            </w:pPr>
-            <w:r>
-              <w:rPr>
-                <w:rFonts w:hint="eastAsia" w:ascii="微软雅黑" w:hAnsi="微软雅黑" w:eastAsia="微软雅黑"/>
-                <w:sz w:val="16"/>
+                <w:szCs w:val="16"/>
+              </w:rPr>
+            </w:pPr>
+            <w:r>
+              <w:rPr>
+                <w:rFonts w:hint="eastAsia" w:ascii="微软雅黑" w:hAnsi="微软雅黑" w:eastAsia="微软雅黑"/>
+                <w:sz w:val="16"/>
+                <w:szCs w:val="16"/>
               </w:rPr>
               <w:t xml:space="preserve">-Testing </w:t>
             </w:r>
@@ -4098,6 +3939,7 @@
               <w:rPr>
                 <w:rFonts w:ascii="微软雅黑" w:hAnsi="微软雅黑" w:eastAsia="微软雅黑"/>
                 <w:sz w:val="16"/>
+                <w:szCs w:val="16"/>
               </w:rPr>
               <w:t>frequency</w:t>
             </w:r>
@@ -4105,6 +3947,7 @@
               <w:rPr>
                 <w:rFonts w:ascii="微软雅黑" w:hAnsi="微软雅黑" w:eastAsia="微软雅黑"/>
                 <w:sz w:val="16"/>
+                <w:szCs w:val="16"/>
               </w:rPr>
               <w:tab/>
             </w:r>
@@ -4112,6 +3955,7 @@
               <w:rPr>
                 <w:rFonts w:hint="eastAsia" w:ascii="微软雅黑" w:hAnsi="微软雅黑" w:eastAsia="微软雅黑"/>
                 <w:sz w:val="16"/>
+                <w:szCs w:val="16"/>
               </w:rPr>
               <w:tab/>
             </w:r>
@@ -4121,12 +3965,14 @@
               <w:rPr>
                 <w:rFonts w:ascii="微软雅黑" w:hAnsi="微软雅黑" w:eastAsia="微软雅黑"/>
                 <w:sz w:val="16"/>
-              </w:rPr>
-            </w:pPr>
-            <w:r>
-              <w:rPr>
-                <w:rFonts w:ascii="微软雅黑" w:hAnsi="微软雅黑" w:eastAsia="微软雅黑"/>
-                <w:sz w:val="16"/>
+                <w:szCs w:val="16"/>
+              </w:rPr>
+            </w:pPr>
+            <w:r>
+              <w:rPr>
+                <w:rFonts w:ascii="微软雅黑" w:hAnsi="微软雅黑" w:eastAsia="微软雅黑"/>
+                <w:sz w:val="16"/>
+                <w:szCs w:val="16"/>
               </w:rPr>
               <w:t>If there are any uncertainly in the judgment, the following conditions applicable</w:t>
             </w:r>
@@ -4134,6 +3980,7 @@
               <w:rPr>
                 <w:rFonts w:hint="eastAsia" w:ascii="微软雅黑" w:hAnsi="微软雅黑" w:eastAsia="微软雅黑"/>
                 <w:sz w:val="16"/>
+                <w:szCs w:val="16"/>
               </w:rPr>
               <w:t>.</w:t>
             </w:r>
@@ -4143,12 +3990,14 @@
               <w:rPr>
                 <w:rFonts w:ascii="微软雅黑" w:hAnsi="微软雅黑" w:eastAsia="微软雅黑"/>
                 <w:sz w:val="16"/>
-              </w:rPr>
-            </w:pPr>
-            <w:r>
-              <w:rPr>
-                <w:rFonts w:hint="eastAsia" w:ascii="微软雅黑" w:hAnsi="微软雅黑" w:eastAsia="微软雅黑"/>
-                <w:sz w:val="16"/>
+                <w:szCs w:val="16"/>
+              </w:rPr>
+            </w:pPr>
+            <w:r>
+              <w:rPr>
+                <w:rFonts w:hint="eastAsia" w:ascii="微软雅黑" w:hAnsi="微软雅黑" w:eastAsia="微软雅黑"/>
+                <w:sz w:val="16"/>
+                <w:szCs w:val="16"/>
               </w:rPr>
               <w:t>-Ambient temperature</w:t>
             </w:r>
@@ -4156,6 +4005,7 @@
               <w:rPr>
                 <w:rFonts w:ascii="微软雅黑" w:hAnsi="微软雅黑" w:eastAsia="微软雅黑"/>
                 <w:sz w:val="16"/>
+                <w:szCs w:val="16"/>
               </w:rPr>
               <w:tab/>
             </w:r>
@@ -4165,12 +4015,14 @@
               <w:rPr>
                 <w:rFonts w:ascii="微软雅黑" w:hAnsi="微软雅黑" w:eastAsia="微软雅黑"/>
                 <w:sz w:val="16"/>
-              </w:rPr>
-            </w:pPr>
-            <w:r>
-              <w:rPr>
-                <w:rFonts w:hint="eastAsia" w:ascii="微软雅黑" w:hAnsi="微软雅黑" w:eastAsia="微软雅黑"/>
-                <w:sz w:val="16"/>
+                <w:szCs w:val="16"/>
+              </w:rPr>
+            </w:pPr>
+            <w:r>
+              <w:rPr>
+                <w:rFonts w:hint="eastAsia" w:ascii="微软雅黑" w:hAnsi="微软雅黑" w:eastAsia="微软雅黑"/>
+                <w:sz w:val="16"/>
+                <w:szCs w:val="16"/>
               </w:rPr>
               <w:t>-Relative humidity</w:t>
             </w:r>
@@ -4178,6 +4030,7 @@
               <w:rPr>
                 <w:rFonts w:ascii="微软雅黑" w:hAnsi="微软雅黑" w:eastAsia="微软雅黑"/>
                 <w:sz w:val="16"/>
+                <w:szCs w:val="16"/>
               </w:rPr>
               <w:tab/>
             </w:r>
@@ -4185,6 +4038,7 @@
               <w:rPr>
                 <w:rFonts w:hint="eastAsia" w:ascii="微软雅黑" w:hAnsi="微软雅黑" w:eastAsia="微软雅黑"/>
                 <w:sz w:val="16"/>
+                <w:szCs w:val="16"/>
               </w:rPr>
               <w:tab/>
             </w:r>
@@ -4194,12 +4048,14 @@
               <w:rPr>
                 <w:rFonts w:ascii="微软雅黑" w:hAnsi="微软雅黑" w:eastAsia="微软雅黑"/>
                 <w:sz w:val="16"/>
-              </w:rPr>
-            </w:pPr>
-            <w:r>
-              <w:rPr>
-                <w:rFonts w:hint="eastAsia" w:ascii="微软雅黑" w:hAnsi="微软雅黑" w:eastAsia="微软雅黑"/>
-                <w:sz w:val="16"/>
+                <w:szCs w:val="16"/>
+              </w:rPr>
+            </w:pPr>
+            <w:r>
+              <w:rPr>
+                <w:rFonts w:hint="eastAsia" w:ascii="微软雅黑" w:hAnsi="微软雅黑" w:eastAsia="微软雅黑"/>
+                <w:sz w:val="16"/>
+                <w:szCs w:val="16"/>
               </w:rPr>
               <w:t>-Testing voltage</w:t>
             </w:r>
@@ -4207,6 +4063,7 @@
               <w:rPr>
                 <w:rFonts w:ascii="微软雅黑" w:hAnsi="微软雅黑" w:eastAsia="微软雅黑"/>
                 <w:sz w:val="16"/>
+                <w:szCs w:val="16"/>
               </w:rPr>
               <w:t xml:space="preserve">                </w:t>
             </w:r>
@@ -4215,12 +4072,15 @@
             <w:pPr>
               <w:rPr>
                 <w:rFonts w:ascii="微软雅黑" w:hAnsi="微软雅黑" w:eastAsia="微软雅黑"/>
-              </w:rPr>
-            </w:pPr>
-            <w:r>
-              <w:rPr>
-                <w:rFonts w:hint="eastAsia" w:ascii="微软雅黑" w:hAnsi="微软雅黑" w:eastAsia="微软雅黑"/>
-                <w:sz w:val="16"/>
+                <w:sz w:val="16"/>
+                <w:szCs w:val="16"/>
+              </w:rPr>
+            </w:pPr>
+            <w:r>
+              <w:rPr>
+                <w:rFonts w:hint="eastAsia" w:ascii="微软雅黑" w:hAnsi="微软雅黑" w:eastAsia="微软雅黑"/>
+                <w:sz w:val="16"/>
+                <w:szCs w:val="16"/>
               </w:rPr>
               <w:t xml:space="preserve">-Testing </w:t>
             </w:r>
@@ -4228,6 +4088,7 @@
               <w:rPr>
                 <w:rFonts w:ascii="微软雅黑" w:hAnsi="微软雅黑" w:eastAsia="微软雅黑"/>
                 <w:sz w:val="16"/>
+                <w:szCs w:val="16"/>
               </w:rPr>
               <w:t>frequency</w:t>
             </w:r>
@@ -4235,6 +4096,7 @@
               <w:rPr>
                 <w:rFonts w:ascii="微软雅黑" w:hAnsi="微软雅黑" w:eastAsia="微软雅黑"/>
                 <w:sz w:val="16"/>
+                <w:szCs w:val="16"/>
               </w:rPr>
               <w:tab/>
             </w:r>
@@ -4242,6 +4104,7 @@
               <w:rPr>
                 <w:rFonts w:ascii="微软雅黑" w:hAnsi="微软雅黑" w:eastAsia="微软雅黑"/>
                 <w:sz w:val="16"/>
+                <w:szCs w:val="16"/>
               </w:rPr>
               <w:tab/>
             </w:r>
@@ -4260,7 +4123,8 @@
               <w:spacing w:line="200" w:lineRule="exact"/>
               <w:rPr>
                 <w:rFonts w:ascii="微软雅黑" w:hAnsi="微软雅黑" w:eastAsia="微软雅黑"/>
-                <w:sz w:val="10"/>
+                <w:sz w:val="16"/>
+                <w:szCs w:val="16"/>
               </w:rPr>
             </w:pPr>
           </w:p>
@@ -4281,12 +4145,14 @@
               <w:rPr>
                 <w:rFonts w:ascii="微软雅黑" w:hAnsi="微软雅黑" w:eastAsia="微软雅黑"/>
                 <w:sz w:val="16"/>
+                <w:szCs w:val="16"/>
               </w:rPr>
             </w:pPr>
             <w:r>
               <w:rPr>
                 <w:rFonts w:hint="eastAsia" w:ascii="微软雅黑" w:hAnsi="微软雅黑" w:eastAsia="微软雅黑" w:cs="微软雅黑"/>
                 <w:sz w:val="16"/>
+                <w:szCs w:val="16"/>
                 <w:lang w:eastAsia="zh-CN"/>
               </w:rPr>
               <w:t>实施计划</w:t>
@@ -4295,6 +4161,7 @@
               <w:rPr>
                 <w:rFonts w:ascii="微软雅黑" w:hAnsi="微软雅黑" w:eastAsia="微软雅黑"/>
                 <w:sz w:val="16"/>
+                <w:szCs w:val="16"/>
               </w:rPr>
               <w:tab/>
             </w:r>
@@ -4302,6 +4169,7 @@
               <w:rPr>
                 <w:rFonts w:ascii="微软雅黑" w:hAnsi="微软雅黑" w:eastAsia="微软雅黑"/>
                 <w:sz w:val="16"/>
+                <w:szCs w:val="16"/>
               </w:rPr>
               <w:t>Test planning</w:t>
             </w:r>
@@ -4316,12 +4184,14 @@
               <w:rPr>
                 <w:rFonts w:ascii="微软雅黑" w:hAnsi="微软雅黑" w:eastAsia="微软雅黑"/>
                 <w:sz w:val="16"/>
-              </w:rPr>
-            </w:pPr>
-            <w:r>
-              <w:rPr>
-                <w:rFonts w:hint="eastAsia" w:ascii="微软雅黑" w:hAnsi="微软雅黑" w:eastAsia="微软雅黑"/>
-                <w:sz w:val="16"/>
+                <w:szCs w:val="16"/>
+              </w:rPr>
+            </w:pPr>
+            <w:r>
+              <w:rPr>
+                <w:rFonts w:hint="eastAsia" w:ascii="微软雅黑" w:hAnsi="微软雅黑" w:eastAsia="微软雅黑"/>
+                <w:sz w:val="16"/>
+                <w:szCs w:val="16"/>
               </w:rPr>
               <w:t>３．１</w:t>
             </w:r>
@@ -4329,6 +4199,7 @@
               <w:rPr>
                 <w:rFonts w:hint="eastAsia" w:ascii="微软雅黑" w:hAnsi="微软雅黑" w:eastAsia="微软雅黑" w:cs="微软雅黑"/>
                 <w:sz w:val="16"/>
+                <w:szCs w:val="16"/>
                 <w:lang w:eastAsia="zh-CN"/>
               </w:rPr>
               <w:t>样本量</w:t>
@@ -4337,6 +4208,7 @@
               <w:rPr>
                 <w:rFonts w:ascii="微软雅黑" w:hAnsi="微软雅黑" w:eastAsia="微软雅黑"/>
                 <w:sz w:val="16"/>
+                <w:szCs w:val="16"/>
               </w:rPr>
               <w:tab/>
             </w:r>
@@ -4344,6 +4216,7 @@
               <w:rPr>
                 <w:rFonts w:ascii="微软雅黑" w:hAnsi="微软雅黑" w:eastAsia="微软雅黑"/>
                 <w:sz w:val="16"/>
+                <w:szCs w:val="16"/>
               </w:rPr>
               <w:t>Sample specification</w:t>
             </w:r>
@@ -4355,12 +4228,14 @@
               <w:rPr>
                 <w:rFonts w:ascii="微软雅黑" w:hAnsi="微软雅黑" w:eastAsia="微软雅黑"/>
                 <w:sz w:val="16"/>
-              </w:rPr>
-            </w:pPr>
-            <w:r>
-              <w:rPr>
-                <w:rFonts w:hint="eastAsia" w:ascii="微软雅黑" w:hAnsi="微软雅黑" w:eastAsia="微软雅黑"/>
-                <w:sz w:val="16"/>
+                <w:szCs w:val="16"/>
+              </w:rPr>
+            </w:pPr>
+            <w:r>
+              <w:rPr>
+                <w:rFonts w:hint="eastAsia" w:ascii="微软雅黑" w:hAnsi="微软雅黑" w:eastAsia="微软雅黑"/>
+                <w:sz w:val="16"/>
+                <w:szCs w:val="16"/>
               </w:rPr>
               <w:t>・</w:t>
             </w:r>
@@ -4368,6 +4243,7 @@
               <w:rPr>
                 <w:rFonts w:hint="eastAsia" w:ascii="微软雅黑" w:hAnsi="微软雅黑" w:eastAsia="微软雅黑"/>
                 <w:sz w:val="16"/>
+                <w:szCs w:val="16"/>
                 <w:lang w:eastAsia="zh-CN"/>
               </w:rPr>
               <w:t>样本量按照《</w:t>
@@ -4376,6 +4252,7 @@
               <w:rPr>
                 <w:rFonts w:ascii="微软雅黑" w:hAnsi="微软雅黑" w:eastAsia="微软雅黑"/>
                 <w:sz w:val="16"/>
+                <w:szCs w:val="16"/>
               </w:rPr>
               <w:t>LSOP-OHQ-015(CN) _</w:t>
             </w:r>
@@ -4383,6 +4260,7 @@
               <w:rPr>
                 <w:rFonts w:hint="eastAsia" w:ascii="微软雅黑" w:hAnsi="微软雅黑" w:eastAsia="微软雅黑" w:cs="微软雅黑"/>
                 <w:sz w:val="16"/>
+                <w:szCs w:val="16"/>
               </w:rPr>
               <w:t>样</w:t>
             </w:r>
@@ -4390,6 +4268,7 @@
               <w:rPr>
                 <w:rFonts w:hint="eastAsia" w:ascii="微软雅黑" w:hAnsi="微软雅黑" w:eastAsia="微软雅黑" w:cs="MS PGothic"/>
                 <w:sz w:val="16"/>
+                <w:szCs w:val="16"/>
               </w:rPr>
               <w:t>本量及合格判定基准</w:t>
             </w:r>
@@ -4397,6 +4276,7 @@
               <w:rPr>
                 <w:rFonts w:hint="eastAsia" w:ascii="微软雅黑" w:hAnsi="微软雅黑" w:eastAsia="微软雅黑" w:cs="MS PGothic"/>
                 <w:sz w:val="16"/>
+                <w:szCs w:val="16"/>
                 <w:lang w:eastAsia="zh-CN"/>
               </w:rPr>
               <w:t>》</w:t>
@@ -4405,6 +4285,7 @@
               <w:rPr>
                 <w:rFonts w:hint="eastAsia" w:ascii="微软雅黑" w:hAnsi="微软雅黑" w:eastAsia="微软雅黑" w:cs="微软雅黑"/>
                 <w:sz w:val="16"/>
+                <w:szCs w:val="16"/>
                 <w:lang w:eastAsia="zh-CN"/>
               </w:rPr>
               <w:t>执行</w:t>
@@ -4413,6 +4294,7 @@
               <w:rPr>
                 <w:rFonts w:hint="eastAsia" w:ascii="微软雅黑" w:hAnsi="微软雅黑" w:eastAsia="微软雅黑"/>
                 <w:sz w:val="16"/>
+                <w:szCs w:val="16"/>
               </w:rPr>
               <w:t>。</w:t>
             </w:r>
@@ -4427,12 +4309,14 @@
               <w:rPr>
                 <w:rFonts w:ascii="微软雅黑" w:hAnsi="微软雅黑" w:eastAsia="微软雅黑"/>
                 <w:sz w:val="16"/>
-              </w:rPr>
-            </w:pPr>
-            <w:r>
-              <w:rPr>
-                <w:rFonts w:hint="eastAsia" w:ascii="微软雅黑" w:hAnsi="微软雅黑" w:eastAsia="微软雅黑"/>
-                <w:sz w:val="16"/>
+                <w:szCs w:val="16"/>
+              </w:rPr>
+            </w:pPr>
+            <w:r>
+              <w:rPr>
+                <w:rFonts w:hint="eastAsia" w:ascii="微软雅黑" w:hAnsi="微软雅黑" w:eastAsia="微软雅黑"/>
+                <w:sz w:val="16"/>
+                <w:szCs w:val="16"/>
               </w:rPr>
               <w:t xml:space="preserve">        </w:t>
             </w:r>
@@ -4447,12 +4331,14 @@
               <w:rPr>
                 <w:rFonts w:ascii="微软雅黑" w:hAnsi="微软雅黑" w:eastAsia="微软雅黑"/>
                 <w:sz w:val="16"/>
-              </w:rPr>
-            </w:pPr>
-            <w:r>
-              <w:rPr>
-                <w:rFonts w:hint="eastAsia" w:ascii="微软雅黑" w:hAnsi="微软雅黑" w:eastAsia="微软雅黑"/>
-                <w:sz w:val="16"/>
+                <w:szCs w:val="16"/>
+              </w:rPr>
+            </w:pPr>
+            <w:r>
+              <w:rPr>
+                <w:rFonts w:hint="eastAsia" w:ascii="微软雅黑" w:hAnsi="微软雅黑" w:eastAsia="微软雅黑"/>
+                <w:sz w:val="16"/>
+                <w:szCs w:val="16"/>
               </w:rPr>
               <w:t xml:space="preserve"> 　  ・</w:t>
             </w:r>
@@ -4467,12 +4353,14 @@
               <w:rPr>
                 <w:rFonts w:ascii="微软雅黑" w:hAnsi="微软雅黑" w:eastAsia="微软雅黑"/>
                 <w:sz w:val="16"/>
-              </w:rPr>
-            </w:pPr>
-            <w:r>
-              <w:rPr>
-                <w:rFonts w:hint="eastAsia" w:ascii="微软雅黑" w:hAnsi="微软雅黑" w:eastAsia="微软雅黑"/>
-                <w:sz w:val="16"/>
+                <w:szCs w:val="16"/>
+              </w:rPr>
+            </w:pPr>
+            <w:r>
+              <w:rPr>
+                <w:rFonts w:hint="eastAsia" w:ascii="微软雅黑" w:hAnsi="微软雅黑" w:eastAsia="微软雅黑"/>
+                <w:sz w:val="16"/>
+                <w:szCs w:val="16"/>
               </w:rPr>
               <w:t xml:space="preserve">       </w:t>
             </w:r>
@@ -4487,12 +4375,14 @@
               <w:rPr>
                 <w:rFonts w:ascii="微软雅黑" w:hAnsi="微软雅黑" w:eastAsia="微软雅黑"/>
                 <w:sz w:val="16"/>
-              </w:rPr>
-            </w:pPr>
-            <w:r>
-              <w:rPr>
-                <w:rFonts w:hint="eastAsia" w:ascii="微软雅黑" w:hAnsi="微软雅黑" w:eastAsia="微软雅黑"/>
-                <w:sz w:val="16"/>
+                <w:szCs w:val="16"/>
+              </w:rPr>
+            </w:pPr>
+            <w:r>
+              <w:rPr>
+                <w:rFonts w:hint="eastAsia" w:ascii="微软雅黑" w:hAnsi="微软雅黑" w:eastAsia="微软雅黑"/>
+                <w:sz w:val="16"/>
+                <w:szCs w:val="16"/>
               </w:rPr>
               <w:t>３．２例外</w:t>
             </w:r>
@@ -4500,6 +4390,7 @@
               <w:rPr>
                 <w:rFonts w:hint="eastAsia" w:ascii="微软雅黑" w:hAnsi="微软雅黑" w:eastAsia="微软雅黑" w:cs="微软雅黑"/>
                 <w:sz w:val="16"/>
+                <w:szCs w:val="16"/>
               </w:rPr>
               <w:t>处</w:t>
             </w:r>
@@ -4507,6 +4398,7 @@
               <w:rPr>
                 <w:rFonts w:hint="eastAsia" w:ascii="微软雅黑" w:hAnsi="微软雅黑" w:eastAsia="微软雅黑" w:cs="MS PGothic"/>
                 <w:sz w:val="16"/>
+                <w:szCs w:val="16"/>
               </w:rPr>
               <w:t>理事</w:t>
             </w:r>
@@ -4514,6 +4406,7 @@
               <w:rPr>
                 <w:rFonts w:hint="eastAsia" w:ascii="微软雅黑" w:hAnsi="微软雅黑" w:eastAsia="微软雅黑" w:cs="微软雅黑"/>
                 <w:sz w:val="16"/>
+                <w:szCs w:val="16"/>
               </w:rPr>
               <w:t>项</w:t>
             </w:r>
@@ -4521,6 +4414,7 @@
               <w:rPr>
                 <w:rFonts w:hint="eastAsia" w:ascii="微软雅黑" w:hAnsi="微软雅黑" w:eastAsia="微软雅黑" w:cs="MS PGothic"/>
                 <w:sz w:val="16"/>
+                <w:szCs w:val="16"/>
               </w:rPr>
               <w:t>及其理由</w:t>
             </w:r>
@@ -4528,6 +4422,7 @@
               <w:rPr>
                 <w:rFonts w:ascii="微软雅黑" w:hAnsi="微软雅黑" w:eastAsia="微软雅黑"/>
                 <w:sz w:val="16"/>
+                <w:szCs w:val="16"/>
               </w:rPr>
               <w:tab/>
             </w:r>
@@ -4535,6 +4430,7 @@
               <w:rPr>
                 <w:rFonts w:ascii="微软雅黑" w:hAnsi="微软雅黑" w:eastAsia="微软雅黑"/>
                 <w:sz w:val="16"/>
+                <w:szCs w:val="16"/>
               </w:rPr>
               <w:t>E</w:t>
             </w:r>
@@ -4543,6 +4439,7 @@
                 <w:rStyle w:val="21"/>
                 <w:rFonts w:ascii="微软雅黑" w:hAnsi="微软雅黑" w:eastAsia="微软雅黑" w:cs="Times New Roman"/>
                 <w:sz w:val="16"/>
+                <w:szCs w:val="16"/>
               </w:rPr>
               <w:t>xceptional item and its reason</w:t>
             </w:r>
@@ -4554,12 +4451,14 @@
               <w:rPr>
                 <w:rFonts w:ascii="微软雅黑" w:hAnsi="微软雅黑" w:eastAsia="微软雅黑"/>
                 <w:sz w:val="16"/>
-              </w:rPr>
-            </w:pPr>
-            <w:r>
-              <w:rPr>
-                <w:rFonts w:hint="eastAsia" w:ascii="微软雅黑" w:hAnsi="微软雅黑" w:eastAsia="微软雅黑"/>
-                <w:sz w:val="16"/>
+                <w:szCs w:val="16"/>
+              </w:rPr>
+            </w:pPr>
+            <w:r>
+              <w:rPr>
+                <w:rFonts w:hint="eastAsia" w:ascii="微软雅黑" w:hAnsi="微软雅黑" w:eastAsia="微软雅黑"/>
+                <w:sz w:val="16"/>
+                <w:szCs w:val="16"/>
               </w:rPr>
               <w:t xml:space="preserve"> </w:t>
             </w:r>
@@ -4571,12 +4470,14 @@
               <w:rPr>
                 <w:rFonts w:ascii="微软雅黑" w:hAnsi="微软雅黑" w:eastAsia="微软雅黑"/>
                 <w:sz w:val="16"/>
-              </w:rPr>
-            </w:pPr>
-            <w:r>
-              <w:rPr>
-                <w:rFonts w:hint="eastAsia" w:ascii="微软雅黑" w:hAnsi="微软雅黑" w:eastAsia="微软雅黑"/>
-                <w:sz w:val="16"/>
+                <w:szCs w:val="16"/>
+              </w:rPr>
+            </w:pPr>
+            <w:r>
+              <w:rPr>
+                <w:rFonts w:hint="eastAsia" w:ascii="微软雅黑" w:hAnsi="微软雅黑" w:eastAsia="微软雅黑"/>
+                <w:sz w:val="16"/>
+                <w:szCs w:val="16"/>
               </w:rPr>
               <w:t xml:space="preserve"> </w:t>
             </w:r>
@@ -4676,7 +4577,8 @@
           <w:p>
             <w:pPr>
               <w:rPr>
-                <w:rFonts w:ascii="微软雅黑" w:hAnsi="微软雅黑" w:eastAsia="微软雅黑"/>
+                <w:rFonts w:hint="default" w:ascii="微软雅黑" w:hAnsi="微软雅黑" w:eastAsia="微软雅黑"/>
+                <w:lang w:val="en-US" w:eastAsia="zh-CN"/>
               </w:rPr>
             </w:pPr>
             <w:r>
@@ -4691,6 +4593,13 @@
                 <w:rFonts w:hint="eastAsia" w:ascii="微软雅黑" w:hAnsi="微软雅黑" w:eastAsia="微软雅黑"/>
               </w:rPr>
               <w:t>：</w:t>
+            </w:r>
+            <w:r>
+              <w:rPr>
+                <w:rFonts w:hint="eastAsia" w:ascii="微软雅黑" w:hAnsi="微软雅黑" w:eastAsia="微软雅黑"/>
+                <w:lang w:val="en-US" w:eastAsia="zh-CN"/>
+              </w:rPr>
+              <w:t>{{verification_plan}}</w:t>
             </w:r>
           </w:p>
         </w:tc>
@@ -5663,15 +5572,15 @@
         </w:tblCellMar>
       </w:tblPr>
       <w:tblGrid>
-        <w:gridCol w:w="431"/>
-        <w:gridCol w:w="1507"/>
-        <w:gridCol w:w="2695"/>
-        <w:gridCol w:w="3208"/>
-        <w:gridCol w:w="772"/>
-        <w:gridCol w:w="2212"/>
-        <w:gridCol w:w="772"/>
-        <w:gridCol w:w="1572"/>
-        <w:gridCol w:w="2498"/>
+        <w:gridCol w:w="410"/>
+        <w:gridCol w:w="1429"/>
+        <w:gridCol w:w="2443"/>
+        <w:gridCol w:w="3104"/>
+        <w:gridCol w:w="696"/>
+        <w:gridCol w:w="2686"/>
+        <w:gridCol w:w="696"/>
+        <w:gridCol w:w="1448"/>
+        <w:gridCol w:w="2755"/>
       </w:tblGrid>
       <w:tr>
         <w:trPr>
@@ -5977,14 +5886,30 @@
                 <w:sz w:val="18"/>
                 <w:lang w:eastAsia="zh-CN"/>
               </w:rPr>
-              <w:t>试验结果书</w:t>
-            </w:r>
-            <w:r>
-              <w:rPr>
-                <w:rFonts w:hint="eastAsia" w:ascii="微软雅黑" w:hAnsi="微软雅黑" w:eastAsia="微软雅黑"/>
+              <w:t>试验</w:t>
+            </w:r>
+            <w:r>
+              <w:rPr>
+                <w:rFonts w:hint="eastAsia" w:ascii="微软雅黑" w:hAnsi="微软雅黑" w:eastAsia="微软雅黑" w:cs="微软雅黑"/>
+                <w:sz w:val="18"/>
+                <w:lang w:val="en-US" w:eastAsia="zh-CN"/>
+              </w:rPr>
+              <w:t>要项</w:t>
+            </w:r>
+            <w:r>
+              <w:rPr>
+                <w:rFonts w:hint="eastAsia" w:ascii="微软雅黑" w:hAnsi="微软雅黑" w:eastAsia="微软雅黑" w:cs="微软雅黑"/>
                 <w:sz w:val="18"/>
                 <w:lang w:eastAsia="zh-CN"/>
               </w:rPr>
+              <w:t>书</w:t>
+            </w:r>
+            <w:r>
+              <w:rPr>
+                <w:rFonts w:hint="eastAsia" w:ascii="微软雅黑" w:hAnsi="微软雅黑" w:eastAsia="微软雅黑"/>
+                <w:sz w:val="18"/>
+                <w:lang w:eastAsia="zh-CN"/>
+              </w:rPr>
               <w:t>ＮＯ．等</w:t>
             </w:r>
           </w:p>
@@ -6153,7 +6078,24 @@
                 <w:sz w:val="16"/>
                 <w:szCs w:val="16"/>
               </w:rPr>
-              <w:t>备注</w:t>
+              <w:t>个别试验</w:t>
+            </w:r>
+            <w:r>
+              <w:rPr>
+                <w:rFonts w:hint="eastAsia" w:ascii="微软雅黑" w:hAnsi="微软雅黑" w:eastAsia="微软雅黑" w:cs="微软雅黑"/>
+                <w:sz w:val="16"/>
+                <w:szCs w:val="16"/>
+                <w:lang w:val="en-US" w:eastAsia="zh-CN"/>
+              </w:rPr>
+              <w:t>结果</w:t>
+            </w:r>
+            <w:r>
+              <w:rPr>
+                <w:rFonts w:hint="eastAsia" w:ascii="微软雅黑" w:hAnsi="微软雅黑" w:eastAsia="微软雅黑" w:cs="微软雅黑"/>
+                <w:sz w:val="16"/>
+                <w:szCs w:val="16"/>
+              </w:rPr>
+              <w:t>书备注</w:t>
             </w:r>
             <w:r>
               <w:rPr>
@@ -6315,7 +6257,7 @@
                 <w:rFonts w:hint="eastAsia" w:ascii="Times New Roman" w:hAnsi="Times New Roman" w:eastAsia="MS Gothic"/>
                 <w:lang w:val="en-US" w:eastAsia="zh-CN"/>
               </w:rPr>
-              <w:t>{{test_numbers}}</w:t>
+              <w:t>{{test_number}}</w:t>
             </w:r>
           </w:p>
         </w:tc>
@@ -6339,7 +6281,7 @@
                 <w:rFonts w:hint="eastAsia" w:ascii="Times New Roman" w:hAnsi="Times New Roman" w:eastAsia="MS Gothic"/>
                 <w:lang w:val="en-US" w:eastAsia="zh-CN"/>
               </w:rPr>
-              <w:t>{{test_names}}</w:t>
+              <w:t>{{test_name}}</w:t>
             </w:r>
           </w:p>
         </w:tc>
@@ -6369,8 +6311,10 @@
                 <w:rFonts w:hint="eastAsia" w:ascii="微软雅黑" w:hAnsi="微软雅黑" w:eastAsia="微软雅黑"/>
                 <w:sz w:val="18"/>
               </w:rPr>
-              <w:t>requirements</w:t>
-            </w:r>
+              <w:t>requirement</w:t>
+            </w:r>
+            <w:bookmarkStart w:id="0" w:name="_GoBack"/>
+            <w:bookmarkEnd w:id="0"/>
             <w:r>
               <w:rPr>
                 <w:rFonts w:hint="eastAsia" w:ascii="微软雅黑" w:hAnsi="微软雅黑" w:eastAsia="微软雅黑"/>
@@ -6399,7 +6343,7 @@
                 <w:rFonts w:ascii="微软雅黑" w:hAnsi="微软雅黑" w:eastAsia="微软雅黑"/>
                 <w:sz w:val="18"/>
               </w:rPr>
-              <w:t>standards</w:t>
+              <w:t>standard</w:t>
             </w:r>
             <w:r>
               <w:rPr>
@@ -6436,9 +6380,19 @@
             <w:pPr>
               <w:jc w:val="center"/>
               <w:rPr>
+                <w:rFonts w:hint="default" w:eastAsia="宋体"/>
                 <w:sz w:val="18"/>
-              </w:rPr>
-            </w:pPr>
+                <w:lang w:val="en-US" w:eastAsia="zh-CN"/>
+              </w:rPr>
+            </w:pPr>
+            <w:r>
+              <w:rPr>
+                <w:rFonts w:hint="eastAsia" w:eastAsia="宋体"/>
+                <w:sz w:val="18"/>
+                <w:lang w:val="en-US" w:eastAsia="zh-CN"/>
+              </w:rPr>
+              <w:t>{{individual_test_spec_number}}</w:t>
+            </w:r>
           </w:p>
         </w:tc>
         <w:tc>
@@ -6482,7 +6436,18 @@
                 <w:tab w:val="clear" w:pos="8504"/>
               </w:tabs>
               <w:spacing w:line="240" w:lineRule="auto"/>
-            </w:pPr>
+              <w:rPr>
+                <w:rFonts w:hint="default" w:eastAsia="宋体"/>
+                <w:lang w:val="en-US" w:eastAsia="zh-CN"/>
+              </w:rPr>
+            </w:pPr>
+            <w:r>
+              <w:rPr>
+                <w:rFonts w:hint="eastAsia" w:eastAsia="宋体"/>
+                <w:lang w:val="en-US" w:eastAsia="zh-CN"/>
+              </w:rPr>
+              <w:t>{{individual_test_result_number}}</w:t>
+            </w:r>
           </w:p>
         </w:tc>
       </w:tr>
@@ -7145,7 +7110,7 @@
         </mc:Choice>
         <mc:Fallback>
           <w:pict>
-            <v:shape id="Text Box 55" o:spid="_x0000_s1026" o:spt="202" type="#_x0000_t202" style="position:absolute;left:0pt;margin-left:0.65pt;margin-top:-2.35pt;height:16.5pt;width:105pt;mso-position-horizontal-relative:margin;z-index:251661312;mso-width-relative:page;mso-height-relative:page;" filled="f" stroked="f" coordsize="21600,21600" o:gfxdata="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">
+            <v:shape id="Text Box 55" o:spid="_x0000_s1026" o:spt="202" type="#_x0000_t202" style="position:absolute;left:0pt;margin-left:0.65pt;margin-top:-2.35pt;height:16.5pt;width:105pt;mso-position-horizontal-relative:margin;z-index:251661312;mso-width-relative:page;mso-height-relative:page;" filled="f" stroked="f" coordsize="21600,21600" o:gfxdata="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">
               <v:fill on="f" focussize="0,0"/>
               <v:stroke on="f"/>
               <v:imagedata o:title=""/>
@@ -8742,9 +8707,7 @@
 
 <file path=customXml/item1.xml><?xml version="1.0" encoding="utf-8"?>
 <s:customData xmlns="http://www.wps.cn/officeDocument/2013/wpsCustomData" xmlns:s="http://www.wps.cn/officeDocument/2013/wpsCustomData">
-  <customSectProps>
-    <customSectPr/>
-  </customSectProps>
+  <customSectProps/>
   <customShpExts>
     <customShpInfo spid="_x0000_s1026" textRotate="1"/>
   </customShpExts>

--- a/static/templates/word/zh/检证结果书.docx
+++ b/static/templates/word/zh/检证结果书.docx
@@ -657,7 +657,17 @@
                 <w:sz w:val="16"/>
                 <w:lang w:val="en-US" w:eastAsia="zh-CN"/>
               </w:rPr>
-              <w:t>{{product_model_name}}</w:t>
+              <w:t>{{product_model</w:t>
+            </w:r>
+            <w:bookmarkStart w:id="0" w:name="_GoBack"/>
+            <w:bookmarkEnd w:id="0"/>
+            <w:r>
+              <w:rPr>
+                <w:rFonts w:hint="eastAsia" w:ascii="微软雅黑" w:hAnsi="微软雅黑" w:eastAsia="微软雅黑"/>
+                <w:sz w:val="16"/>
+                <w:lang w:val="en-US" w:eastAsia="zh-CN"/>
+              </w:rPr>
+              <w:t>}}</w:t>
             </w:r>
           </w:p>
         </w:tc>
@@ -6313,8 +6323,6 @@
               </w:rPr>
               <w:t>requirement</w:t>
             </w:r>
-            <w:bookmarkStart w:id="0" w:name="_GoBack"/>
-            <w:bookmarkEnd w:id="0"/>
             <w:r>
               <w:rPr>
                 <w:rFonts w:hint="eastAsia" w:ascii="微软雅黑" w:hAnsi="微软雅黑" w:eastAsia="微软雅黑"/>
